--- a/src/assets/current_documents/Word Documents/Voting Matrix - By Voting Class.docx
+++ b/src/assets/current_documents/Word Documents/Voting Matrix - By Voting Class.docx
@@ -99,7 +99,7 @@
                 <w:sz w:val="36"/>
                 <w:szCs w:val="36"/>
               </w:rPr>
-              <w:t>Votes by Party</w:t>
+              <w:t>Votes</w:t>
             </w:r>
           </w:p>
         </w:tc>
@@ -125,7 +125,16 @@
                 <w:sz w:val="36"/>
                 <w:szCs w:val="36"/>
               </w:rPr>
-              <w:t>% of 2,733</w:t>
+              <w:t xml:space="preserve">% of </w:t>
+            </w:r>
+            <w:r>
+              <w:rPr>
+                <w:b/>
+                <w:bCs/>
+                <w:sz w:val="36"/>
+                <w:szCs w:val="36"/>
+              </w:rPr>
+              <w:t>2,733 votes</w:t>
             </w:r>
           </w:p>
         </w:tc>
@@ -272,7 +281,27 @@
                 <w:sz w:val="36"/>
                 <w:szCs w:val="36"/>
               </w:rPr>
-              <w:t>1000</w:t>
+              <w:t>1</w:t>
+            </w:r>
+            <w:r>
+              <w:rPr>
+                <w:b/>
+                <w:bCs/>
+                <w:color w:val="156082" w:themeColor="accent1"/>
+                <w:sz w:val="36"/>
+                <w:szCs w:val="36"/>
+              </w:rPr>
+              <w:t>,</w:t>
+            </w:r>
+            <w:r>
+              <w:rPr>
+                <w:b/>
+                <w:bCs/>
+                <w:color w:val="156082" w:themeColor="accent1"/>
+                <w:sz w:val="36"/>
+                <w:szCs w:val="36"/>
+              </w:rPr>
+              <w:t>000</w:t>
             </w:r>
           </w:p>
         </w:tc>
@@ -538,7 +567,16 @@
                 <w:sz w:val="36"/>
                 <w:szCs w:val="36"/>
               </w:rPr>
-              <w:t>2,739</w:t>
+              <w:t>2,73</w:t>
+            </w:r>
+            <w:r>
+              <w:rPr>
+                <w:b/>
+                <w:bCs/>
+                <w:sz w:val="36"/>
+                <w:szCs w:val="36"/>
+              </w:rPr>
+              <w:t>3</w:t>
             </w:r>
           </w:p>
         </w:tc>

--- a/src/assets/current_documents/Word Documents/Voting Matrix - By Voting Class.docx
+++ b/src/assets/current_documents/Word Documents/Voting Matrix - By Voting Class.docx
@@ -618,6 +618,13 @@
       <w:pPr>
         <w:spacing w:after="173"/>
         <w:jc w:val="center"/>
+        <w:rPr>
+          <w:rFonts w:ascii="Arial" w:eastAsia="Arial" w:hAnsi="Arial" w:cs="Arial"/>
+          <w:b/>
+          <w:color w:val="156082"/>
+          <w:sz w:val="36"/>
+          <w:u w:val="single" w:color="156082"/>
+        </w:rPr>
       </w:pPr>
       <w:r>
         <w:rPr>
@@ -627,7 +634,7 @@
           <w:sz w:val="36"/>
           <w:u w:val="single" w:color="156082"/>
         </w:rPr>
-        <w:t>The Beaver Pond currently gets 3</w:t>
+        <w:t xml:space="preserve">The Beaver Pond currently </w:t>
       </w:r>
       <w:r>
         <w:rPr>
@@ -637,6 +644,26 @@
           <w:sz w:val="36"/>
           <w:u w:val="single" w:color="156082"/>
         </w:rPr>
+        <w:t>grants Vail Resorts</w:t>
+      </w:r>
+      <w:r>
+        <w:rPr>
+          <w:rFonts w:ascii="Arial" w:eastAsia="Arial" w:hAnsi="Arial" w:cs="Arial"/>
+          <w:b/>
+          <w:color w:val="156082"/>
+          <w:sz w:val="36"/>
+          <w:u w:val="single" w:color="156082"/>
+        </w:rPr>
+        <w:t xml:space="preserve"> 3</w:t>
+      </w:r>
+      <w:r>
+        <w:rPr>
+          <w:rFonts w:ascii="Arial" w:eastAsia="Arial" w:hAnsi="Arial" w:cs="Arial"/>
+          <w:b/>
+          <w:color w:val="156082"/>
+          <w:sz w:val="36"/>
+          <w:u w:val="single" w:color="156082"/>
+        </w:rPr>
         <w:t>7</w:t>
       </w:r>
       <w:r>
@@ -647,7 +674,17 @@
           <w:sz w:val="36"/>
           <w:u w:val="single" w:color="156082"/>
         </w:rPr>
-        <w:t xml:space="preserve">% of </w:t>
+        <w:t>% of</w:t>
+      </w:r>
+      <w:r>
+        <w:rPr>
+          <w:rFonts w:ascii="Arial" w:eastAsia="Arial" w:hAnsi="Arial" w:cs="Arial"/>
+          <w:b/>
+          <w:color w:val="156082"/>
+          <w:sz w:val="36"/>
+          <w:u w:val="single" w:color="156082"/>
+        </w:rPr>
+        <w:t xml:space="preserve"> all </w:t>
       </w:r>
       <w:r>
         <w:rPr>
@@ -672,11 +709,14 @@
     </w:p>
     <w:p>
       <w:pPr>
-        <w:spacing w:after="4" w:line="254" w:lineRule="auto"/>
-        <w:ind w:left="201"/>
+        <w:spacing w:after="173"/>
         <w:jc w:val="center"/>
       </w:pPr>
       <w:r>
+        <w:t xml:space="preserve"> </w:t>
+      </w:r>
+      <w:proofErr w:type="gramStart"/>
+      <w:r>
         <w:rPr>
           <w:rFonts w:ascii="Arial" w:eastAsia="Arial" w:hAnsi="Arial" w:cs="Arial"/>
           <w:b/>
@@ -684,8 +724,9 @@
           <w:sz w:val="36"/>
           <w:u w:val="single" w:color="156082"/>
         </w:rPr>
-        <w:t xml:space="preserve">Vail Resorts owns </w:t>
-      </w:r>
+        <w:t>So</w:t>
+      </w:r>
+      <w:proofErr w:type="gramEnd"/>
       <w:r>
         <w:rPr>
           <w:rFonts w:ascii="Arial" w:eastAsia="Arial" w:hAnsi="Arial" w:cs="Arial"/>
@@ -694,7 +735,37 @@
           <w:sz w:val="36"/>
           <w:u w:val="single" w:color="156082"/>
         </w:rPr>
-        <w:t>15% of units in HOA but gets 52% of votes.</w:t>
+        <w:t xml:space="preserve"> V</w:t>
+      </w:r>
+      <w:r>
+        <w:rPr>
+          <w:rFonts w:ascii="Arial" w:eastAsia="Arial" w:hAnsi="Arial" w:cs="Arial"/>
+          <w:b/>
+          <w:color w:val="156082"/>
+          <w:sz w:val="36"/>
+          <w:u w:val="single" w:color="156082"/>
+        </w:rPr>
+        <w:t xml:space="preserve">ail Resorts owns </w:t>
+      </w:r>
+      <w:r>
+        <w:rPr>
+          <w:rFonts w:ascii="Arial" w:eastAsia="Arial" w:hAnsi="Arial" w:cs="Arial"/>
+          <w:b/>
+          <w:color w:val="156082"/>
+          <w:sz w:val="36"/>
+          <w:u w:val="single" w:color="156082"/>
+        </w:rPr>
+        <w:t>only 24</w:t>
+      </w:r>
+      <w:r>
+        <w:rPr>
+          <w:rFonts w:ascii="Arial" w:eastAsia="Arial" w:hAnsi="Arial" w:cs="Arial"/>
+          <w:b/>
+          <w:color w:val="156082"/>
+          <w:sz w:val="36"/>
+          <w:u w:val="single" w:color="156082"/>
+        </w:rPr>
+        <w:t>% of units in HOA but gets 52% of votes.</w:t>
       </w:r>
     </w:p>
     <w:p>
